--- a/files/MEDIA_Campaign_Brief.docx
+++ b/files/MEDIA_Campaign_Brief.docx
@@ -10,21 +10,12 @@
         <w:rPr>
           <w:color w:val="1F4E78"/>
         </w:rPr>
-        <w:t>Media / Marketing — MEDIA Campaign Brief</w:t>
+        <w:t>Media Campaign Brief - Zava Bank "Save Smarter" Q3 FY2026</w:t>
       </w:r>
     </w:p>
     <w:p>
       <w:r>
-        <w:rPr>
-          <w:i/>
-        </w:rPr>
-        <w:t>Document owner: Media / Marketing Office</w:t>
-      </w:r>
-      <w:r>
-        <w:rPr>
-          <w:i/>
-        </w:rPr>
-        <w:t xml:space="preserve">  ·  Version: FY2025-A  ·  Classification: Internal — Working</w:t>
+        <w:t>Campaign: Save Smarter | In-market: 1 July - 30 September 2026 | Budget: MYR 6.4M | Marketing Lead: Lim Mei Ling | Media agency: Apex Media (record retained)</w:t>
       </w:r>
     </w:p>
     <w:p>
@@ -32,17 +23,12 @@
         <w:pStyle w:val="Heading1"/>
       </w:pPr>
       <w:r>
-        <w:t>1. Executive Summary</w:t>
+        <w:t>1. Business problem</w:t>
       </w:r>
     </w:p>
     <w:p>
       <w:r>
-        <w:t>This document is the working artefact for the media campaign brief use case in the media / marketing domain. It is staged for a Microsoft 365 Copilot Cowork / Notebook demo and contains plausible (illustrative) figures, lists, and narratives — not real customer data. The numbers tie back to the companion spreadsheet of the same stem.</w:t>
-      </w:r>
-    </w:p>
-    <w:p>
-      <w:r>
-        <w:t>The intended demo flow: a media / marketing stakeholder asks Copilot to summarise, compare, draft, or distribute the contents of this file alongside related artefacts. Cowork fans the task out into 5 parallel sub-tasks (draft Word, draft email, schedule meeting, post Teams message, build action tracker). Notebook adds it as a source and answers grounded questions across all sources.</w:t>
+        <w:t>Zava Bank's retail savings deposit base grew 3.2% YoY in FY2025, lagging market growth of 5.8%. We are losing share to digital-only challengers among 28-38 year-old segment. Q3 FY2026 needs to deliver +MYR 2.4B incremental retail deposits and rebuild momentum for FY2027 plan.</w:t>
       </w:r>
     </w:p>
     <w:p>
@@ -50,17 +36,31 @@
         <w:pStyle w:val="Heading1"/>
       </w:pPr>
       <w:r>
-        <w:t>2. Scenario &amp; Background</w:t>
+        <w:t>2. Audience</w:t>
       </w:r>
     </w:p>
     <w:p>
+      <w:pPr>
+        <w:pStyle w:val="ListBullet"/>
+      </w:pPr>
       <w:r>
-        <w:t>The Group is mid-cycle on its FY2025 close and is rolling forward into FY2026 planning. The media / marketing portfolio has surfaced a mix of on-track lines and corrective items. This media campaign brief captures the working position on those items so the Group office, the operating committee, and (where relevant) the regulator-facing officer can align on next steps.</w:t>
+        <w:t>Primary: 28-38, household income MYR 12-28K/month, urban, dual-income, raising young children</w:t>
       </w:r>
     </w:p>
     <w:p>
+      <w:pPr>
+        <w:pStyle w:val="ListBullet"/>
+      </w:pPr>
       <w:r>
-        <w:t>The team has triangulated the working dataset against three peer benchmarks and against the regulator's published thresholds for the sector. Findings carried over from the prior cycle have been re-examined to test whether the original assumptions still hold under the FY2026 base case.</w:t>
+        <w:t>Secondary: 38-48, household income MYR 24-48K/month, mortgage holders, saving for child education</w:t>
+      </w:r>
+    </w:p>
+    <w:p>
+      <w:pPr>
+        <w:pStyle w:val="ListBullet"/>
+      </w:pPr>
+      <w:r>
+        <w:t>Both audiences are heavy YouTube + Facebook + TikTok consumers with &gt; 4 hours daily digital time</w:t>
       </w:r>
     </w:p>
     <w:p>
@@ -68,59 +68,12 @@
         <w:pStyle w:val="Heading1"/>
       </w:pPr>
       <w:r>
-        <w:t>3. Detail &amp; Working</w:t>
-      </w:r>
-    </w:p>
-    <w:p>
-      <w:pPr>
-        <w:pStyle w:val="Heading2"/>
-      </w:pPr>
-      <w:r>
-        <w:t>3.1 Position at end of period</w:t>
+        <w:t>3. Key message</w:t>
       </w:r>
     </w:p>
     <w:p>
       <w:r>
-        <w:t>The closing position by unit / segment is captured in the Campaign Brief tab of the companion workbook. Headline metrics — Reach M, CPM MYR, Engagement % — are within the agreed corridors for Search, Social, and Display; outside the corridor for Video and OOH; and under recovery monitoring for TV.</w:t>
-      </w:r>
-    </w:p>
-    <w:p>
-      <w:pPr>
-        <w:pStyle w:val="Heading2"/>
-      </w:pPr>
-      <w:r>
-        <w:t>3.2 Key drivers</w:t>
-      </w:r>
-    </w:p>
-    <w:p>
-      <w:r>
-        <w:t>The driver bridge (see Channel Bridge tab) attributes the FY25 variance to a balanced mix of volume / mix, pricing and discount discipline, cost base reset, capex re-baseline, working capital, regulatory provisions, FX and hedging, and productivity / automation. Each driver carries an owner and a status (on-track / at-risk / behind / recovered / mitigated).</w:t>
-      </w:r>
-    </w:p>
-    <w:p>
-      <w:pPr>
-        <w:pStyle w:val="Heading2"/>
-      </w:pPr>
-      <w:r>
-        <w:t>3.3 Sensitivities and assumptions</w:t>
-      </w:r>
-    </w:p>
-    <w:p>
-      <w:r>
-        <w:t>The base case assumes FY2026 macro inputs hold within plus/minus 50 basis points of the current corridor. The upside and downside scenarios stress the headline metrics by plus/minus two corridors and re-test the recovery plan owners against the stressed position. Key sensitivities: rate path, FX MYR/USD, commodity benchmarks, regulator timing, and customer concentration.</w:t>
-      </w:r>
-    </w:p>
-    <w:p>
-      <w:pPr>
-        <w:pStyle w:val="Heading2"/>
-      </w:pPr>
-      <w:r>
-        <w:t>3.4 Open issues and unknowns</w:t>
-      </w:r>
-    </w:p>
-    <w:p>
-      <w:r>
-        <w:t>The watchlist (see Creative Watchlist tab) tracks 14 indicators flagged in the prior review. Eight are on-track, four are within five points of the threshold (watch), and two have breached and triggered the escalation protocol. Owners and remediation dates are recorded against each item.</w:t>
+        <w:t>Save Smarter is more than an interest rate. Earn up to 4.20% p.a. on your everyday savings with our new Smart Save account - no minimum balance, no lock-in, weekly interest pay-out, and a real human banker on WhatsApp seven days a week.</w:t>
       </w:r>
     </w:p>
     <w:p>
@@ -128,7 +81,418 @@
         <w:pStyle w:val="Heading1"/>
       </w:pPr>
       <w:r>
-        <w:t>4. Recommended Actions</w:t>
+        <w:t>4. Media channel mix and budget</w:t>
+      </w:r>
+    </w:p>
+    <w:tbl>
+      <w:tblPr>
+        <w:tblStyle w:val="LightGrid-Accent1"/>
+        <w:tblW w:type="auto" w:w="0"/>
+        <w:tblLook w:firstColumn="1" w:firstRow="1" w:lastColumn="0" w:lastRow="0" w:noHBand="0" w:noVBand="1" w:val="04A0"/>
+      </w:tblPr>
+      <w:tblGrid>
+        <w:gridCol w:w="2160"/>
+        <w:gridCol w:w="2160"/>
+        <w:gridCol w:w="2160"/>
+        <w:gridCol w:w="2160"/>
+      </w:tblGrid>
+      <w:tr>
+        <w:tc>
+          <w:tcPr>
+            <w:tcW w:type="dxa" w:w="2160"/>
+          </w:tcPr>
+          <w:p>
+            <w:r>
+              <w:rPr>
+                <w:b/>
+              </w:rPr>
+              <w:t>Channel</w:t>
+            </w:r>
+          </w:p>
+        </w:tc>
+        <w:tc>
+          <w:tcPr>
+            <w:tcW w:type="dxa" w:w="2160"/>
+          </w:tcPr>
+          <w:p>
+            <w:r>
+              <w:rPr>
+                <w:b/>
+              </w:rPr>
+              <w:t>Budget (MYR)</w:t>
+            </w:r>
+          </w:p>
+        </w:tc>
+        <w:tc>
+          <w:tcPr>
+            <w:tcW w:type="dxa" w:w="2160"/>
+          </w:tcPr>
+          <w:p>
+            <w:r>
+              <w:rPr>
+                <w:b/>
+              </w:rPr>
+              <w:t>Reach Target</w:t>
+            </w:r>
+          </w:p>
+        </w:tc>
+        <w:tc>
+          <w:tcPr>
+            <w:tcW w:type="dxa" w:w="2160"/>
+          </w:tcPr>
+          <w:p>
+            <w:r>
+              <w:rPr>
+                <w:b/>
+              </w:rPr>
+              <w:t>Frequency</w:t>
+            </w:r>
+          </w:p>
+        </w:tc>
+      </w:tr>
+      <w:tr>
+        <w:tc>
+          <w:tcPr>
+            <w:tcW w:type="dxa" w:w="2160"/>
+          </w:tcPr>
+          <w:p>
+            <w:r>
+              <w:t>YouTube (preroll + bumpers)</w:t>
+            </w:r>
+          </w:p>
+        </w:tc>
+        <w:tc>
+          <w:tcPr>
+            <w:tcW w:type="dxa" w:w="2160"/>
+          </w:tcPr>
+          <w:p>
+            <w:r>
+              <w:t>1,920,000</w:t>
+            </w:r>
+          </w:p>
+        </w:tc>
+        <w:tc>
+          <w:tcPr>
+            <w:tcW w:type="dxa" w:w="2160"/>
+          </w:tcPr>
+          <w:p>
+            <w:r>
+              <w:t>6.8M unique</w:t>
+            </w:r>
+          </w:p>
+        </w:tc>
+        <w:tc>
+          <w:tcPr>
+            <w:tcW w:type="dxa" w:w="2160"/>
+          </w:tcPr>
+          <w:p>
+            <w:r>
+              <w:t>4.2x</w:t>
+            </w:r>
+          </w:p>
+        </w:tc>
+      </w:tr>
+      <w:tr>
+        <w:tc>
+          <w:tcPr>
+            <w:tcW w:type="dxa" w:w="2160"/>
+          </w:tcPr>
+          <w:p>
+            <w:r>
+              <w:t>Meta (Facebook + Instagram)</w:t>
+            </w:r>
+          </w:p>
+        </w:tc>
+        <w:tc>
+          <w:tcPr>
+            <w:tcW w:type="dxa" w:w="2160"/>
+          </w:tcPr>
+          <w:p>
+            <w:r>
+              <w:t>1,536,000</w:t>
+            </w:r>
+          </w:p>
+        </w:tc>
+        <w:tc>
+          <w:tcPr>
+            <w:tcW w:type="dxa" w:w="2160"/>
+          </w:tcPr>
+          <w:p>
+            <w:r>
+              <w:t>5.4M unique</w:t>
+            </w:r>
+          </w:p>
+        </w:tc>
+        <w:tc>
+          <w:tcPr>
+            <w:tcW w:type="dxa" w:w="2160"/>
+          </w:tcPr>
+          <w:p>
+            <w:r>
+              <w:t>5.8x</w:t>
+            </w:r>
+          </w:p>
+        </w:tc>
+      </w:tr>
+      <w:tr>
+        <w:tc>
+          <w:tcPr>
+            <w:tcW w:type="dxa" w:w="2160"/>
+          </w:tcPr>
+          <w:p>
+            <w:r>
+              <w:t>TikTok (creator + spark ads)</w:t>
+            </w:r>
+          </w:p>
+        </w:tc>
+        <w:tc>
+          <w:tcPr>
+            <w:tcW w:type="dxa" w:w="2160"/>
+          </w:tcPr>
+          <w:p>
+            <w:r>
+              <w:t>768,000</w:t>
+            </w:r>
+          </w:p>
+        </w:tc>
+        <w:tc>
+          <w:tcPr>
+            <w:tcW w:type="dxa" w:w="2160"/>
+          </w:tcPr>
+          <w:p>
+            <w:r>
+              <w:t>2.8M unique</w:t>
+            </w:r>
+          </w:p>
+        </w:tc>
+        <w:tc>
+          <w:tcPr>
+            <w:tcW w:type="dxa" w:w="2160"/>
+          </w:tcPr>
+          <w:p>
+            <w:r>
+              <w:t>3.2x</w:t>
+            </w:r>
+          </w:p>
+        </w:tc>
+      </w:tr>
+      <w:tr>
+        <w:tc>
+          <w:tcPr>
+            <w:tcW w:type="dxa" w:w="2160"/>
+          </w:tcPr>
+          <w:p>
+            <w:r>
+              <w:t>Programmatic display + native</w:t>
+            </w:r>
+          </w:p>
+        </w:tc>
+        <w:tc>
+          <w:tcPr>
+            <w:tcW w:type="dxa" w:w="2160"/>
+          </w:tcPr>
+          <w:p>
+            <w:r>
+              <w:t>640,000</w:t>
+            </w:r>
+          </w:p>
+        </w:tc>
+        <w:tc>
+          <w:tcPr>
+            <w:tcW w:type="dxa" w:w="2160"/>
+          </w:tcPr>
+          <w:p>
+            <w:r>
+              <w:t>8.4M unique</w:t>
+            </w:r>
+          </w:p>
+        </w:tc>
+        <w:tc>
+          <w:tcPr>
+            <w:tcW w:type="dxa" w:w="2160"/>
+          </w:tcPr>
+          <w:p>
+            <w:r>
+              <w:t>2.6x</w:t>
+            </w:r>
+          </w:p>
+        </w:tc>
+      </w:tr>
+      <w:tr>
+        <w:tc>
+          <w:tcPr>
+            <w:tcW w:type="dxa" w:w="2160"/>
+          </w:tcPr>
+          <w:p>
+            <w:r>
+              <w:t>CTV / OTT (Astro + Tonton + Apple TV)</w:t>
+            </w:r>
+          </w:p>
+        </w:tc>
+        <w:tc>
+          <w:tcPr>
+            <w:tcW w:type="dxa" w:w="2160"/>
+          </w:tcPr>
+          <w:p>
+            <w:r>
+              <w:t>512,000</w:t>
+            </w:r>
+          </w:p>
+        </w:tc>
+        <w:tc>
+          <w:tcPr>
+            <w:tcW w:type="dxa" w:w="2160"/>
+          </w:tcPr>
+          <w:p>
+            <w:r>
+              <w:t>1.8M unique</w:t>
+            </w:r>
+          </w:p>
+        </w:tc>
+        <w:tc>
+          <w:tcPr>
+            <w:tcW w:type="dxa" w:w="2160"/>
+          </w:tcPr>
+          <w:p>
+            <w:r>
+              <w:t>3.8x</w:t>
+            </w:r>
+          </w:p>
+        </w:tc>
+      </w:tr>
+      <w:tr>
+        <w:tc>
+          <w:tcPr>
+            <w:tcW w:type="dxa" w:w="2160"/>
+          </w:tcPr>
+          <w:p>
+            <w:r>
+              <w:t>Radio - Hot FM, Era FM, MIX FM</w:t>
+            </w:r>
+          </w:p>
+        </w:tc>
+        <w:tc>
+          <w:tcPr>
+            <w:tcW w:type="dxa" w:w="2160"/>
+          </w:tcPr>
+          <w:p>
+            <w:r>
+              <w:t>384,000</w:t>
+            </w:r>
+          </w:p>
+        </w:tc>
+        <w:tc>
+          <w:tcPr>
+            <w:tcW w:type="dxa" w:w="2160"/>
+          </w:tcPr>
+          <w:p>
+            <w:r>
+              <w:t>4.2M unique</w:t>
+            </w:r>
+          </w:p>
+        </w:tc>
+        <w:tc>
+          <w:tcPr>
+            <w:tcW w:type="dxa" w:w="2160"/>
+          </w:tcPr>
+          <w:p>
+            <w:r>
+              <w:t>8.4x</w:t>
+            </w:r>
+          </w:p>
+        </w:tc>
+      </w:tr>
+      <w:tr>
+        <w:tc>
+          <w:tcPr>
+            <w:tcW w:type="dxa" w:w="2160"/>
+          </w:tcPr>
+          <w:p>
+            <w:r>
+              <w:t>Search (Google + Bing)</w:t>
+            </w:r>
+          </w:p>
+        </w:tc>
+        <w:tc>
+          <w:tcPr>
+            <w:tcW w:type="dxa" w:w="2160"/>
+          </w:tcPr>
+          <w:p>
+            <w:r>
+              <w:t>320,000</w:t>
+            </w:r>
+          </w:p>
+        </w:tc>
+        <w:tc>
+          <w:tcPr>
+            <w:tcW w:type="dxa" w:w="2160"/>
+          </w:tcPr>
+          <w:p>
+            <w:r>
+              <w:t>n/a</w:t>
+            </w:r>
+          </w:p>
+        </w:tc>
+        <w:tc>
+          <w:tcPr>
+            <w:tcW w:type="dxa" w:w="2160"/>
+          </w:tcPr>
+          <w:p>
+            <w:r>
+              <w:t>n/a</w:t>
+            </w:r>
+          </w:p>
+        </w:tc>
+      </w:tr>
+      <w:tr>
+        <w:tc>
+          <w:tcPr>
+            <w:tcW w:type="dxa" w:w="2160"/>
+          </w:tcPr>
+          <w:p>
+            <w:r>
+              <w:t>OOH - Federal Highway + LDP</w:t>
+            </w:r>
+          </w:p>
+        </w:tc>
+        <w:tc>
+          <w:tcPr>
+            <w:tcW w:type="dxa" w:w="2160"/>
+          </w:tcPr>
+          <w:p>
+            <w:r>
+              <w:t>320,000</w:t>
+            </w:r>
+          </w:p>
+        </w:tc>
+        <w:tc>
+          <w:tcPr>
+            <w:tcW w:type="dxa" w:w="2160"/>
+          </w:tcPr>
+          <w:p>
+            <w:r>
+              <w:t>12.8M impressions</w:t>
+            </w:r>
+          </w:p>
+        </w:tc>
+        <w:tc>
+          <w:tcPr>
+            <w:tcW w:type="dxa" w:w="2160"/>
+          </w:tcPr>
+          <w:p>
+            <w:r>
+              <w:t>n/a</w:t>
+            </w:r>
+          </w:p>
+        </w:tc>
+      </w:tr>
+    </w:tbl>
+    <w:p>
+      <w:pPr>
+        <w:pStyle w:val="Heading1"/>
+      </w:pPr>
+      <w:r>
+        <w:t>5. KPIs</w:t>
       </w:r>
     </w:p>
     <w:p>
@@ -136,7 +500,7 @@
         <w:pStyle w:val="ListBullet"/>
       </w:pPr>
       <w:r>
-        <w:t>Confirm the media campaign brief narrative with the Media / Marketing CFO before the Board cut-off.</w:t>
+        <w:t>Account opening applications: 84,000 over 13 weeks</w:t>
       </w:r>
     </w:p>
     <w:p>
@@ -144,7 +508,7 @@
         <w:pStyle w:val="ListBullet"/>
       </w:pPr>
       <w:r>
-        <w:t>Lock the assumption set for the recovery plan and circulate to the division MDs for sign-off.</w:t>
+        <w:t>Funded accounts: 52,000 (62% conversion)</w:t>
       </w:r>
     </w:p>
     <w:p>
@@ -152,7 +516,7 @@
         <w:pStyle w:val="ListBullet"/>
       </w:pPr>
       <w:r>
-        <w:t>Pre-brief the regulator-facing officer on the 30/60/90-day commitments.</w:t>
+        <w:t>Average funded balance: MYR 12,400</w:t>
       </w:r>
     </w:p>
     <w:p>
@@ -160,7 +524,7 @@
         <w:pStyle w:val="ListBullet"/>
       </w:pPr>
       <w:r>
-        <w:t>Schedule the cross-functional review with risk, legal, IR, and procurement.</w:t>
+        <w:t>Total incremental deposits: MYR 644M</w:t>
       </w:r>
     </w:p>
     <w:p>
@@ -168,100 +532,7 @@
         <w:pStyle w:val="ListBullet"/>
       </w:pPr>
       <w:r>
-        <w:t>Capture decisions in the Group decision log with named owners, due dates, and tracking links.</w:t>
-      </w:r>
-    </w:p>
-    <w:p>
-      <w:pPr>
-        <w:pStyle w:val="ListBullet"/>
-      </w:pPr>
-      <w:r>
-        <w:t>Stand up a 5-day Cowork sprint to publish the variance brief, lender holding lines, IR Q&amp;A pack, and ExCo update.</w:t>
-      </w:r>
-    </w:p>
-    <w:p>
-      <w:pPr>
-        <w:pStyle w:val="Heading1"/>
-      </w:pPr>
-      <w:r>
-        <w:t>5. Appendix — Working dataset units</w:t>
-      </w:r>
-    </w:p>
-    <w:p>
-      <w:pPr>
-        <w:pStyle w:val="ListBullet"/>
-      </w:pPr>
-      <w:r>
-        <w:t>Search</w:t>
-      </w:r>
-    </w:p>
-    <w:p>
-      <w:pPr>
-        <w:pStyle w:val="ListBullet"/>
-      </w:pPr>
-      <w:r>
-        <w:t>Social</w:t>
-      </w:r>
-    </w:p>
-    <w:p>
-      <w:pPr>
-        <w:pStyle w:val="ListBullet"/>
-      </w:pPr>
-      <w:r>
-        <w:t>Display</w:t>
-      </w:r>
-    </w:p>
-    <w:p>
-      <w:pPr>
-        <w:pStyle w:val="ListBullet"/>
-      </w:pPr>
-      <w:r>
-        <w:t>Video</w:t>
-      </w:r>
-    </w:p>
-    <w:p>
-      <w:pPr>
-        <w:pStyle w:val="ListBullet"/>
-      </w:pPr>
-      <w:r>
-        <w:t>OOH</w:t>
-      </w:r>
-    </w:p>
-    <w:p>
-      <w:pPr>
-        <w:pStyle w:val="ListBullet"/>
-      </w:pPr>
-      <w:r>
-        <w:t>TV</w:t>
-      </w:r>
-    </w:p>
-    <w:p>
-      <w:pPr>
-        <w:pStyle w:val="ListBullet"/>
-      </w:pPr>
-      <w:r>
-        <w:t>Influencer</w:t>
-      </w:r>
-    </w:p>
-    <w:p>
-      <w:pPr>
-        <w:pStyle w:val="ListBullet"/>
-      </w:pPr>
-      <w:r>
-        <w:t>Total</w:t>
-      </w:r>
-    </w:p>
-    <w:p>
-      <w:pPr>
-        <w:pStyle w:val="Heading1"/>
-      </w:pPr>
-      <w:r>
-        <w:t>6. Sign-off &amp; Distribution</w:t>
-      </w:r>
-    </w:p>
-    <w:p>
-      <w:r>
-        <w:t>Prepared by: Media / Marketing Office  ·  Reviewed by: CFO  ·  Approved by: CEO  ·  Distributed to: Board, ExCo, Risk Committee, IR, Group Strategy.</w:t>
+        <w:t>Brand consideration lift: +6 points (Kantar tracking)</w:t>
       </w:r>
     </w:p>
     <w:sectPr>
@@ -637,6 +908,10 @@
     <w:name w:val="Normal"/>
     <w:qFormat/>
     <w:rsid w:val="00FC693F"/>
+    <w:rPr>
+      <w:rFonts w:ascii="Aptos" w:hAnsi="Aptos"/>
+      <w:sz w:val="22"/>
+    </w:rPr>
   </w:style>
   <w:style w:type="paragraph" w:styleId="Header">
     <w:name w:val="header"/>

--- a/files/MEDIA_Campaign_Brief.docx
+++ b/files/MEDIA_Campaign_Brief.docx
@@ -4,84 +4,915 @@
   <w:body>
     <w:p>
       <w:pPr>
-        <w:pStyle w:val="Title"/>
+        <w:jc w:val="left"/>
       </w:pPr>
       <w:r>
         <w:rPr>
-          <w:color w:val="1F4E78"/>
+          <w:b/>
+          <w:color w:val="6B7280"/>
+          <w:sz w:val="18"/>
         </w:rPr>
-        <w:t>Media Campaign Brief - Zava Bank "Save Smarter" Q3 FY2026</w:t>
-      </w:r>
-    </w:p>
-    <w:p>
-      <w:r>
-        <w:t>Campaign: Save Smarter | In-market: 1 July - 30 September 2026 | Budget: MYR 6.4M | Marketing Lead: Lim Mei Ling | Media agency: Apex Media (record retained)</w:t>
+        <w:t>ZAVA CONGLOMERATE</w:t>
       </w:r>
     </w:p>
     <w:p>
       <w:pPr>
-        <w:pStyle w:val="Heading1"/>
+        <w:spacing w:after="40"/>
       </w:pPr>
       <w:r>
-        <w:t>1. Business problem</w:t>
-      </w:r>
-    </w:p>
-    <w:p>
-      <w:r>
-        <w:t>Zava Bank's retail savings deposit base grew 3.2% YoY in FY2025, lagging market growth of 5.8%. We are losing share to digital-only challengers among 28-38 year-old segment. Q3 FY2026 needs to deliver +MYR 2.4B incremental retail deposits and rebuild momentum for FY2027 plan.</w:t>
+        <w:rPr>
+          <w:b/>
+          <w:color w:val="1F2D55"/>
+          <w:sz w:val="44"/>
+        </w:rPr>
+        <w:t>MEDIA Campaign Brief</w:t>
       </w:r>
     </w:p>
     <w:p>
       <w:pPr>
-        <w:pStyle w:val="Heading1"/>
+        <w:spacing w:after="200"/>
       </w:pPr>
       <w:r>
-        <w:t>2. Audience</w:t>
+        <w:rPr>
+          <w:i/>
+          <w:color w:val="4B5B7C"/>
+          <w:sz w:val="22"/>
+        </w:rPr>
+        <w:t>Executive Brief · Pre-Read</w:t>
+      </w:r>
+    </w:p>
+    <w:p>
+      <w:pPr>
+        <w:spacing w:after="40"/>
+      </w:pPr>
+      <w:r>
+        <w:rPr>
+          <w:b/>
+          <w:color w:val="1F2D55"/>
+          <w:sz w:val="20"/>
+        </w:rPr>
+        <w:t xml:space="preserve">To:  </w:t>
+      </w:r>
+      <w:r>
+        <w:rPr>
+          <w:sz w:val="20"/>
+        </w:rPr>
+        <w:t>Group Executive Committee</w:t>
+      </w:r>
+    </w:p>
+    <w:p>
+      <w:pPr>
+        <w:spacing w:after="40"/>
+      </w:pPr>
+      <w:r>
+        <w:rPr>
+          <w:b/>
+          <w:color w:val="1F2D55"/>
+          <w:sz w:val="20"/>
+        </w:rPr>
+        <w:t xml:space="preserve">From:  </w:t>
+      </w:r>
+      <w:r>
+        <w:rPr>
+          <w:sz w:val="20"/>
+        </w:rPr>
+        <w:t>Office of the Group Chief of Staff</w:t>
+      </w:r>
+    </w:p>
+    <w:p>
+      <w:pPr>
+        <w:spacing w:after="40"/>
+      </w:pPr>
+      <w:r>
+        <w:rPr>
+          <w:b/>
+          <w:color w:val="1F2D55"/>
+          <w:sz w:val="20"/>
+        </w:rPr>
+        <w:t xml:space="preserve">Date:  </w:t>
+      </w:r>
+      <w:r>
+        <w:rPr>
+          <w:sz w:val="20"/>
+        </w:rPr>
+        <w:t>15 May 2026</w:t>
+      </w:r>
+    </w:p>
+    <w:p>
+      <w:pPr>
+        <w:spacing w:after="40"/>
+      </w:pPr>
+      <w:r>
+        <w:rPr>
+          <w:b/>
+          <w:color w:val="1F2D55"/>
+          <w:sz w:val="20"/>
+        </w:rPr>
+        <w:t xml:space="preserve">Classification:  </w:t>
+      </w:r>
+      <w:r>
+        <w:rPr>
+          <w:sz w:val="20"/>
+        </w:rPr>
+        <w:t>Confidential · GroupExCo only</w:t>
+      </w:r>
+    </w:p>
+    <w:p>
+      <w:pPr>
+        <w:spacing w:after="40"/>
+      </w:pPr>
+      <w:r>
+        <w:rPr>
+          <w:b/>
+          <w:color w:val="1F2D55"/>
+          <w:sz w:val="20"/>
+        </w:rPr>
+        <w:t xml:space="preserve">Source file:  </w:t>
+      </w:r>
+      <w:r>
+        <w:rPr>
+          <w:sz w:val="20"/>
+        </w:rPr>
+        <w:t>MEDIA_Campaign_Brief.docx</w:t>
+      </w:r>
+    </w:p>
+    <w:p>
+      <w:pPr>
+        <w:spacing w:after="40"/>
+      </w:pPr>
+      <w:r>
+        <w:rPr>
+          <w:b/>
+          <w:color w:val="1F2D55"/>
+          <w:sz w:val="20"/>
+        </w:rPr>
+        <w:t xml:space="preserve">Decision required:  </w:t>
+      </w:r>
+      <w:r>
+        <w:rPr>
+          <w:sz w:val="20"/>
+        </w:rPr>
+        <w:t>Yes — see §6</w:t>
+      </w:r>
+    </w:p>
+    <w:p>
+      <w:pPr>
+        <w:spacing w:before="240" w:after="80"/>
+      </w:pPr>
+      <w:r>
+        <w:rPr>
+          <w:b/>
+          <w:color w:val="1F2D55"/>
+          <w:sz w:val="26"/>
+        </w:rPr>
+        <w:t>1. The ask</w:t>
+      </w:r>
+    </w:p>
+    <w:p>
+      <w:pPr>
+        <w:spacing w:after="80"/>
+      </w:pPr>
+      <w:r>
+        <w:rPr>
+          <w:i w:val="0"/>
+          <w:sz w:val="20"/>
+        </w:rPr>
+        <w:t>This brief covers the matter referenced in the title above (MEDIA Campaign Brief). It sets out the context, the data, the options considered, the recommendation, the risks and the next steps. It is intended as a 10-minute read ahead of the GroupExCo session.</w:t>
+      </w:r>
+    </w:p>
+    <w:p>
+      <w:pPr>
+        <w:spacing w:before="240" w:after="80"/>
+      </w:pPr>
+      <w:r>
+        <w:rPr>
+          <w:b/>
+          <w:color w:val="1F2D55"/>
+          <w:sz w:val="26"/>
+        </w:rPr>
+        <w:t>2. Context and background</w:t>
+      </w:r>
+    </w:p>
+    <w:p>
+      <w:pPr>
+        <w:spacing w:after="80"/>
+      </w:pPr>
+      <w:r>
+        <w:rPr>
+          <w:i w:val="0"/>
+          <w:sz w:val="20"/>
+        </w:rPr>
+        <w:t>Over the past two quarters the operating environment has evolved on three fronts: (i) the regulatory pace has accelerated, with three new directives now in consultation that impact our Banking, Insurance and Property divisions; (ii) the macro picture has shifted, with policy rates expected to stay higher for longer, compressing margins in capital-intensive units; and (iii) the competitive landscape has consolidated, with two of our top five rivals announcing inorganic moves that re-shape the next 24 months of strategy.</w:t>
+      </w:r>
+    </w:p>
+    <w:p>
+      <w:pPr>
+        <w:spacing w:after="80"/>
+      </w:pPr>
+      <w:r>
+        <w:rPr>
+          <w:i w:val="0"/>
+          <w:sz w:val="20"/>
+        </w:rPr>
+        <w:t>Against this backdrop, the Group's Q1 FY2026 performance was broadly in line with plan at the revenue line, with EBITDA at the upper end of guidance, but Free Cash Flow conversion fell short by 9% — driven by working-capital extensions at two divisions and a one-off settlement at Property.</w:t>
+      </w:r>
+    </w:p>
+    <w:p>
+      <w:pPr>
+        <w:spacing w:before="240" w:after="80"/>
+      </w:pPr>
+      <w:r>
+        <w:rPr>
+          <w:b/>
+          <w:color w:val="1F2D55"/>
+          <w:sz w:val="26"/>
+        </w:rPr>
+        <w:t>3. What the data shows</w:t>
+      </w:r>
+    </w:p>
+    <w:tbl>
+      <w:tblPr>
+        <w:tblStyle w:val="LightGrid-Accent1"/>
+        <w:tblW w:type="auto" w:w="0"/>
+        <w:tblLook w:firstColumn="1" w:firstRow="1" w:lastColumn="0" w:lastRow="0" w:noHBand="0" w:noVBand="1" w:val="04A0"/>
+      </w:tblPr>
+      <w:tblGrid>
+        <w:gridCol w:w="1728"/>
+        <w:gridCol w:w="1728"/>
+        <w:gridCol w:w="1728"/>
+        <w:gridCol w:w="1728"/>
+        <w:gridCol w:w="1728"/>
+      </w:tblGrid>
+      <w:tr>
+        <w:tc>
+          <w:tcPr>
+            <w:tcW w:type="dxa" w:w="1728"/>
+            <w:shd w:val="clear" w:color="auto" w:fill="1F2D55"/>
+          </w:tcPr>
+          <w:p>
+            <w:r>
+              <w:rPr>
+                <w:b/>
+                <w:color w:val="FFFFFF"/>
+                <w:sz w:val="18"/>
+              </w:rPr>
+              <w:t>Metric</w:t>
+            </w:r>
+          </w:p>
+        </w:tc>
+        <w:tc>
+          <w:tcPr>
+            <w:tcW w:type="dxa" w:w="1728"/>
+            <w:shd w:val="clear" w:color="auto" w:fill="1F2D55"/>
+          </w:tcPr>
+          <w:p>
+            <w:r>
+              <w:rPr>
+                <w:b/>
+                <w:color w:val="FFFFFF"/>
+                <w:sz w:val="18"/>
+              </w:rPr>
+              <w:t>FY2025A</w:t>
+            </w:r>
+          </w:p>
+        </w:tc>
+        <w:tc>
+          <w:tcPr>
+            <w:tcW w:type="dxa" w:w="1728"/>
+            <w:shd w:val="clear" w:color="auto" w:fill="1F2D55"/>
+          </w:tcPr>
+          <w:p>
+            <w:r>
+              <w:rPr>
+                <w:b/>
+                <w:color w:val="FFFFFF"/>
+                <w:sz w:val="18"/>
+              </w:rPr>
+              <w:t>FY2026 Plan</w:t>
+            </w:r>
+          </w:p>
+        </w:tc>
+        <w:tc>
+          <w:tcPr>
+            <w:tcW w:type="dxa" w:w="1728"/>
+            <w:shd w:val="clear" w:color="auto" w:fill="1F2D55"/>
+          </w:tcPr>
+          <w:p>
+            <w:r>
+              <w:rPr>
+                <w:b/>
+                <w:color w:val="FFFFFF"/>
+                <w:sz w:val="18"/>
+              </w:rPr>
+              <w:t>FY2026 YTD</w:t>
+            </w:r>
+          </w:p>
+        </w:tc>
+        <w:tc>
+          <w:tcPr>
+            <w:tcW w:type="dxa" w:w="1728"/>
+            <w:shd w:val="clear" w:color="auto" w:fill="1F2D55"/>
+          </w:tcPr>
+          <w:p>
+            <w:r>
+              <w:rPr>
+                <w:b/>
+                <w:color w:val="FFFFFF"/>
+                <w:sz w:val="18"/>
+              </w:rPr>
+              <w:t>Status</w:t>
+            </w:r>
+          </w:p>
+        </w:tc>
+      </w:tr>
+      <w:tr>
+        <w:tc>
+          <w:tcPr>
+            <w:tcW w:type="dxa" w:w="1728"/>
+          </w:tcPr>
+          <w:p>
+            <w:r>
+              <w:rPr>
+                <w:sz w:val="18"/>
+              </w:rPr>
+              <w:t>Group revenue (MYR B)</w:t>
+            </w:r>
+          </w:p>
+        </w:tc>
+        <w:tc>
+          <w:tcPr>
+            <w:tcW w:type="dxa" w:w="1728"/>
+          </w:tcPr>
+          <w:p>
+            <w:r>
+              <w:rPr>
+                <w:sz w:val="18"/>
+              </w:rPr>
+              <w:t>45.3</w:t>
+            </w:r>
+          </w:p>
+        </w:tc>
+        <w:tc>
+          <w:tcPr>
+            <w:tcW w:type="dxa" w:w="1728"/>
+          </w:tcPr>
+          <w:p>
+            <w:r>
+              <w:rPr>
+                <w:sz w:val="18"/>
+              </w:rPr>
+              <w:t>46.6</w:t>
+            </w:r>
+          </w:p>
+        </w:tc>
+        <w:tc>
+          <w:tcPr>
+            <w:tcW w:type="dxa" w:w="1728"/>
+          </w:tcPr>
+          <w:p>
+            <w:r>
+              <w:rPr>
+                <w:sz w:val="18"/>
+              </w:rPr>
+              <w:t>13.1</w:t>
+            </w:r>
+          </w:p>
+        </w:tc>
+        <w:tc>
+          <w:tcPr>
+            <w:tcW w:type="dxa" w:w="1728"/>
+          </w:tcPr>
+          <w:p>
+            <w:r>
+              <w:rPr>
+                <w:sz w:val="18"/>
+              </w:rPr>
+              <w:t>On track</w:t>
+            </w:r>
+          </w:p>
+        </w:tc>
+      </w:tr>
+      <w:tr>
+        <w:tc>
+          <w:tcPr>
+            <w:tcW w:type="dxa" w:w="1728"/>
+          </w:tcPr>
+          <w:p>
+            <w:r>
+              <w:rPr>
+                <w:sz w:val="18"/>
+              </w:rPr>
+              <w:t>Group EBITDA (MYR B)</w:t>
+            </w:r>
+          </w:p>
+        </w:tc>
+        <w:tc>
+          <w:tcPr>
+            <w:tcW w:type="dxa" w:w="1728"/>
+          </w:tcPr>
+          <w:p>
+            <w:r>
+              <w:rPr>
+                <w:sz w:val="18"/>
+              </w:rPr>
+              <w:t>9.9</w:t>
+            </w:r>
+          </w:p>
+        </w:tc>
+        <w:tc>
+          <w:tcPr>
+            <w:tcW w:type="dxa" w:w="1728"/>
+          </w:tcPr>
+          <w:p>
+            <w:r>
+              <w:rPr>
+                <w:sz w:val="18"/>
+              </w:rPr>
+              <w:t>9.3</w:t>
+            </w:r>
+          </w:p>
+        </w:tc>
+        <w:tc>
+          <w:tcPr>
+            <w:tcW w:type="dxa" w:w="1728"/>
+          </w:tcPr>
+          <w:p>
+            <w:r>
+              <w:rPr>
+                <w:sz w:val="18"/>
+              </w:rPr>
+              <w:t>3.9</w:t>
+            </w:r>
+          </w:p>
+        </w:tc>
+        <w:tc>
+          <w:tcPr>
+            <w:tcW w:type="dxa" w:w="1728"/>
+          </w:tcPr>
+          <w:p>
+            <w:r>
+              <w:rPr>
+                <w:sz w:val="18"/>
+              </w:rPr>
+              <w:t>Ahead</w:t>
+            </w:r>
+          </w:p>
+        </w:tc>
+      </w:tr>
+      <w:tr>
+        <w:tc>
+          <w:tcPr>
+            <w:tcW w:type="dxa" w:w="1728"/>
+          </w:tcPr>
+          <w:p>
+            <w:r>
+              <w:rPr>
+                <w:sz w:val="18"/>
+              </w:rPr>
+              <w:t>EBITDA margin %</w:t>
+            </w:r>
+          </w:p>
+        </w:tc>
+        <w:tc>
+          <w:tcPr>
+            <w:tcW w:type="dxa" w:w="1728"/>
+          </w:tcPr>
+          <w:p>
+            <w:r>
+              <w:rPr>
+                <w:sz w:val="18"/>
+              </w:rPr>
+              <w:t>19.4</w:t>
+            </w:r>
+          </w:p>
+        </w:tc>
+        <w:tc>
+          <w:tcPr>
+            <w:tcW w:type="dxa" w:w="1728"/>
+          </w:tcPr>
+          <w:p>
+            <w:r>
+              <w:rPr>
+                <w:sz w:val="18"/>
+              </w:rPr>
+              <w:t>19.1</w:t>
+            </w:r>
+          </w:p>
+        </w:tc>
+        <w:tc>
+          <w:tcPr>
+            <w:tcW w:type="dxa" w:w="1728"/>
+          </w:tcPr>
+          <w:p>
+            <w:r>
+              <w:rPr>
+                <w:sz w:val="18"/>
+              </w:rPr>
+              <w:t>19.5</w:t>
+            </w:r>
+          </w:p>
+        </w:tc>
+        <w:tc>
+          <w:tcPr>
+            <w:tcW w:type="dxa" w:w="1728"/>
+          </w:tcPr>
+          <w:p>
+            <w:r>
+              <w:rPr>
+                <w:sz w:val="18"/>
+              </w:rPr>
+              <w:t>Ahead</w:t>
+            </w:r>
+          </w:p>
+        </w:tc>
+      </w:tr>
+      <w:tr>
+        <w:tc>
+          <w:tcPr>
+            <w:tcW w:type="dxa" w:w="1728"/>
+          </w:tcPr>
+          <w:p>
+            <w:r>
+              <w:rPr>
+                <w:sz w:val="18"/>
+              </w:rPr>
+              <w:t>Free Cash Flow (MYR B)</w:t>
+            </w:r>
+          </w:p>
+        </w:tc>
+        <w:tc>
+          <w:tcPr>
+            <w:tcW w:type="dxa" w:w="1728"/>
+          </w:tcPr>
+          <w:p>
+            <w:r>
+              <w:rPr>
+                <w:sz w:val="18"/>
+              </w:rPr>
+              <w:t>5.5</w:t>
+            </w:r>
+          </w:p>
+        </w:tc>
+        <w:tc>
+          <w:tcPr>
+            <w:tcW w:type="dxa" w:w="1728"/>
+          </w:tcPr>
+          <w:p>
+            <w:r>
+              <w:rPr>
+                <w:sz w:val="18"/>
+              </w:rPr>
+              <w:t>6.1</w:t>
+            </w:r>
+          </w:p>
+        </w:tc>
+        <w:tc>
+          <w:tcPr>
+            <w:tcW w:type="dxa" w:w="1728"/>
+          </w:tcPr>
+          <w:p>
+            <w:r>
+              <w:rPr>
+                <w:sz w:val="18"/>
+              </w:rPr>
+              <w:t>1.3</w:t>
+            </w:r>
+          </w:p>
+        </w:tc>
+        <w:tc>
+          <w:tcPr>
+            <w:tcW w:type="dxa" w:w="1728"/>
+          </w:tcPr>
+          <w:p>
+            <w:r>
+              <w:rPr>
+                <w:sz w:val="18"/>
+              </w:rPr>
+              <w:t>Behind (-9%)</w:t>
+            </w:r>
+          </w:p>
+        </w:tc>
+      </w:tr>
+      <w:tr>
+        <w:tc>
+          <w:tcPr>
+            <w:tcW w:type="dxa" w:w="1728"/>
+          </w:tcPr>
+          <w:p>
+            <w:r>
+              <w:rPr>
+                <w:sz w:val="18"/>
+              </w:rPr>
+              <w:t>Net Debt / EBITDA (x)</w:t>
+            </w:r>
+          </w:p>
+        </w:tc>
+        <w:tc>
+          <w:tcPr>
+            <w:tcW w:type="dxa" w:w="1728"/>
+          </w:tcPr>
+          <w:p>
+            <w:r>
+              <w:rPr>
+                <w:sz w:val="18"/>
+              </w:rPr>
+              <w:t>2.4</w:t>
+            </w:r>
+          </w:p>
+        </w:tc>
+        <w:tc>
+          <w:tcPr>
+            <w:tcW w:type="dxa" w:w="1728"/>
+          </w:tcPr>
+          <w:p>
+            <w:r>
+              <w:rPr>
+                <w:sz w:val="18"/>
+              </w:rPr>
+              <w:t>2.2</w:t>
+            </w:r>
+          </w:p>
+        </w:tc>
+        <w:tc>
+          <w:tcPr>
+            <w:tcW w:type="dxa" w:w="1728"/>
+          </w:tcPr>
+          <w:p>
+            <w:r>
+              <w:rPr>
+                <w:sz w:val="18"/>
+              </w:rPr>
+              <w:t>2.1</w:t>
+            </w:r>
+          </w:p>
+        </w:tc>
+        <w:tc>
+          <w:tcPr>
+            <w:tcW w:type="dxa" w:w="1728"/>
+          </w:tcPr>
+          <w:p>
+            <w:r>
+              <w:rPr>
+                <w:sz w:val="18"/>
+              </w:rPr>
+              <w:t>On track</w:t>
+            </w:r>
+          </w:p>
+        </w:tc>
+      </w:tr>
+      <w:tr>
+        <w:tc>
+          <w:tcPr>
+            <w:tcW w:type="dxa" w:w="1728"/>
+          </w:tcPr>
+          <w:p>
+            <w:r>
+              <w:rPr>
+                <w:sz w:val="18"/>
+              </w:rPr>
+              <w:t>Return on capital %</w:t>
+            </w:r>
+          </w:p>
+        </w:tc>
+        <w:tc>
+          <w:tcPr>
+            <w:tcW w:type="dxa" w:w="1728"/>
+          </w:tcPr>
+          <w:p>
+            <w:r>
+              <w:rPr>
+                <w:sz w:val="18"/>
+              </w:rPr>
+              <w:t>11.8</w:t>
+            </w:r>
+          </w:p>
+        </w:tc>
+        <w:tc>
+          <w:tcPr>
+            <w:tcW w:type="dxa" w:w="1728"/>
+          </w:tcPr>
+          <w:p>
+            <w:r>
+              <w:rPr>
+                <w:sz w:val="18"/>
+              </w:rPr>
+              <w:t>12.4</w:t>
+            </w:r>
+          </w:p>
+        </w:tc>
+        <w:tc>
+          <w:tcPr>
+            <w:tcW w:type="dxa" w:w="1728"/>
+          </w:tcPr>
+          <w:p>
+            <w:r>
+              <w:rPr>
+                <w:sz w:val="18"/>
+              </w:rPr>
+              <w:t>12.1</w:t>
+            </w:r>
+          </w:p>
+        </w:tc>
+        <w:tc>
+          <w:tcPr>
+            <w:tcW w:type="dxa" w:w="1728"/>
+          </w:tcPr>
+          <w:p>
+            <w:r>
+              <w:rPr>
+                <w:sz w:val="18"/>
+              </w:rPr>
+              <w:t>On track</w:t>
+            </w:r>
+          </w:p>
+        </w:tc>
+      </w:tr>
+    </w:tbl>
+    <w:p>
+      <w:pPr>
+        <w:spacing w:after="80"/>
+      </w:pPr>
+      <w:r>
+        <w:rPr>
+          <w:i w:val="0"/>
+          <w:sz w:val="20"/>
+        </w:rPr>
+        <w:t>The variance against plan is concentrated in three places: (a) Banking division trading income (-MYR 142m vs plan), (b) Property division settlement (-MYR 78m), (c) Industrial Manufacturing working-capital build (+MYR 215m receivables, +MYR 92m inventory). Recovery actions are underway; expected catch-up by end-Q3.</w:t>
+      </w:r>
+    </w:p>
+    <w:p>
+      <w:pPr>
+        <w:spacing w:before="240" w:after="80"/>
+      </w:pPr>
+      <w:r>
+        <w:rPr>
+          <w:b/>
+          <w:color w:val="1F2D55"/>
+          <w:sz w:val="26"/>
+        </w:rPr>
+        <w:t>4. Options considered</w:t>
+      </w:r>
+    </w:p>
+    <w:p>
+      <w:pPr>
+        <w:spacing w:before="160" w:after="40"/>
+      </w:pPr>
+      <w:r>
+        <w:rPr>
+          <w:b/>
+          <w:color w:val="4B5B7C"/>
+          <w:sz w:val="22"/>
+        </w:rPr>
+        <w:t>Option A — Stay the course (status quo)</w:t>
+      </w:r>
+    </w:p>
+    <w:p>
+      <w:pPr>
+        <w:spacing w:after="80"/>
+      </w:pPr>
+      <w:r>
+        <w:rPr>
+          <w:i w:val="0"/>
+          <w:sz w:val="20"/>
+        </w:rPr>
+        <w:t>Continue current plan; accept the 9% FCF shortfall as a Q1 timing matter; rely on the planned divestment proceeds in Q3 to close the gap. Risk: external market may not co-operate; downside if Q3 outturn slips.</w:t>
+      </w:r>
+    </w:p>
+    <w:p>
+      <w:pPr>
+        <w:spacing w:before="160" w:after="40"/>
+      </w:pPr>
+      <w:r>
+        <w:rPr>
+          <w:b/>
+          <w:color w:val="4B5B7C"/>
+          <w:sz w:val="22"/>
+        </w:rPr>
+        <w:t>Option B — Targeted intervention (recommended)</w:t>
+      </w:r>
+    </w:p>
+    <w:p>
+      <w:pPr>
+        <w:spacing w:after="80"/>
+      </w:pPr>
+      <w:r>
+        <w:rPr>
+          <w:i w:val="0"/>
+          <w:sz w:val="20"/>
+        </w:rPr>
+        <w:t>Stand up a Group-led working-capital task force for 90 days. Tighten credit terms at three highest-DSO divisions; freeze non-essential capex at the manufacturing unit; accelerate the small divestment programme. Modelled impact: +MYR 350-450m FCF; limited revenue downside.</w:t>
+      </w:r>
+    </w:p>
+    <w:p>
+      <w:pPr>
+        <w:spacing w:before="160" w:after="40"/>
+      </w:pPr>
+      <w:r>
+        <w:rPr>
+          <w:b/>
+          <w:color w:val="4B5B7C"/>
+          <w:sz w:val="22"/>
+        </w:rPr>
+        <w:t>Option C — Aggressive re-plan</w:t>
+      </w:r>
+    </w:p>
+    <w:p>
+      <w:pPr>
+        <w:spacing w:after="80"/>
+      </w:pPr>
+      <w:r>
+        <w:rPr>
+          <w:i w:val="0"/>
+          <w:sz w:val="20"/>
+        </w:rPr>
+        <w:t>Re-base the FY2026 plan downward; cut discretionary opex 10%; defer all non-committed capex. Risk: messaging risk to the market; staff impact; M&amp;A-pipeline deceleration. Modelled impact: +MYR 600-800m FCF; revenue -1.5%; one-off restructuring charge.</w:t>
+      </w:r>
+    </w:p>
+    <w:p>
+      <w:pPr>
+        <w:spacing w:before="240" w:after="80"/>
+      </w:pPr>
+      <w:r>
+        <w:rPr>
+          <w:b/>
+          <w:color w:val="1F2D55"/>
+          <w:sz w:val="26"/>
+        </w:rPr>
+        <w:t>5. Recommendation</w:t>
+      </w:r>
+    </w:p>
+    <w:p>
+      <w:pPr>
+        <w:spacing w:after="80"/>
+      </w:pPr>
+      <w:r>
+        <w:rPr>
+          <w:i w:val="0"/>
+          <w:sz w:val="20"/>
+        </w:rPr>
+        <w:t>Recommend Option B. It addresses the FCF gap with the highest expected value, preserves the strategic plan, and avoids market-messaging risk. The task force would be sponsored by the Group CFO with a named senior leader from each division. Weekly read-out to GroupExCo for 12 weeks.</w:t>
+      </w:r>
+    </w:p>
+    <w:p>
+      <w:pPr>
+        <w:spacing w:before="240" w:after="80"/>
+      </w:pPr>
+      <w:r>
+        <w:rPr>
+          <w:b/>
+          <w:color w:val="1F2D55"/>
+          <w:sz w:val="26"/>
+        </w:rPr>
+        <w:t>6. Decision sought</w:t>
       </w:r>
     </w:p>
     <w:p>
       <w:pPr>
         <w:pStyle w:val="ListBullet"/>
+        <w:spacing w:after="40"/>
       </w:pPr>
       <w:r>
-        <w:t>Primary: 28-38, household income MYR 12-28K/month, urban, dual-income, raising young children</w:t>
+        <w:rPr>
+          <w:sz w:val="20"/>
+        </w:rPr>
+        <w:t>Endorse Option B (Targeted intervention) for the next 90 days.</w:t>
       </w:r>
     </w:p>
     <w:p>
       <w:pPr>
         <w:pStyle w:val="ListBullet"/>
+        <w:spacing w:after="40"/>
       </w:pPr>
       <w:r>
-        <w:t>Secondary: 38-48, household income MYR 24-48K/month, mortgage holders, saving for child education</w:t>
+        <w:rPr>
+          <w:sz w:val="20"/>
+        </w:rPr>
+        <w:t>Approve the working-capital task force charter, sponsor and KPIs (attached).</w:t>
       </w:r>
     </w:p>
     <w:p>
       <w:pPr>
         <w:pStyle w:val="ListBullet"/>
+        <w:spacing w:after="40"/>
       </w:pPr>
       <w:r>
-        <w:t>Both audiences are heavy YouTube + Facebook + TikTok consumers with &gt; 4 hours daily digital time</w:t>
+        <w:rPr>
+          <w:sz w:val="20"/>
+        </w:rPr>
+        <w:t>Note the Q3 catch-up trajectory; agree the trigger for Option C if Q2 FCF underperforms plan.</w:t>
       </w:r>
     </w:p>
     <w:p>
       <w:pPr>
-        <w:pStyle w:val="Heading1"/>
+        <w:spacing w:before="240" w:after="80"/>
       </w:pPr>
       <w:r>
-        <w:t>3. Key message</w:t>
-      </w:r>
-    </w:p>
-    <w:p>
-      <w:r>
-        <w:t>Save Smarter is more than an interest rate. Earn up to 4.20% p.a. on your everyday savings with our new Smart Save account - no minimum balance, no lock-in, weekly interest pay-out, and a real human banker on WhatsApp seven days a week.</w:t>
-      </w:r>
-    </w:p>
-    <w:p>
-      <w:pPr>
-        <w:pStyle w:val="Heading1"/>
-      </w:pPr>
-      <w:r>
-        <w:t>4. Media channel mix and budget</w:t>
+        <w:rPr>
+          <w:b/>
+          <w:color w:val="1F2D55"/>
+          <w:sz w:val="26"/>
+        </w:rPr>
+        <w:t>7. Risks and mitigations</w:t>
       </w:r>
     </w:p>
     <w:tbl>
@@ -100,52 +931,64 @@
         <w:tc>
           <w:tcPr>
             <w:tcW w:type="dxa" w:w="2160"/>
+            <w:shd w:val="clear" w:color="auto" w:fill="1F2D55"/>
           </w:tcPr>
           <w:p>
             <w:r>
               <w:rPr>
                 <w:b/>
+                <w:color w:val="FFFFFF"/>
+                <w:sz w:val="18"/>
               </w:rPr>
-              <w:t>Channel</w:t>
+              <w:t>Risk</w:t>
             </w:r>
           </w:p>
         </w:tc>
         <w:tc>
           <w:tcPr>
             <w:tcW w:type="dxa" w:w="2160"/>
+            <w:shd w:val="clear" w:color="auto" w:fill="1F2D55"/>
           </w:tcPr>
           <w:p>
             <w:r>
               <w:rPr>
                 <w:b/>
+                <w:color w:val="FFFFFF"/>
+                <w:sz w:val="18"/>
               </w:rPr>
-              <w:t>Budget (MYR)</w:t>
+              <w:t>Likelihood</w:t>
             </w:r>
           </w:p>
         </w:tc>
         <w:tc>
           <w:tcPr>
             <w:tcW w:type="dxa" w:w="2160"/>
+            <w:shd w:val="clear" w:color="auto" w:fill="1F2D55"/>
           </w:tcPr>
           <w:p>
             <w:r>
               <w:rPr>
                 <w:b/>
+                <w:color w:val="FFFFFF"/>
+                <w:sz w:val="18"/>
               </w:rPr>
-              <w:t>Reach Target</w:t>
+              <w:t>Impact</w:t>
             </w:r>
           </w:p>
         </w:tc>
         <w:tc>
           <w:tcPr>
             <w:tcW w:type="dxa" w:w="2160"/>
+            <w:shd w:val="clear" w:color="auto" w:fill="1F2D55"/>
           </w:tcPr>
           <w:p>
             <w:r>
               <w:rPr>
                 <w:b/>
+                <w:color w:val="FFFFFF"/>
+                <w:sz w:val="18"/>
               </w:rPr>
-              <w:t>Frequency</w:t>
+              <w:t>Mitigation</w:t>
             </w:r>
           </w:p>
         </w:tc>
@@ -157,7 +1000,10 @@
           </w:tcPr>
           <w:p>
             <w:r>
-              <w:t>YouTube (preroll + bumpers)</w:t>
+              <w:rPr>
+                <w:sz w:val="18"/>
+              </w:rPr>
+              <w:t>Q3 divestment slips beyond Sep'26</w:t>
             </w:r>
           </w:p>
         </w:tc>
@@ -167,7 +1013,10 @@
           </w:tcPr>
           <w:p>
             <w:r>
-              <w:t>1,920,000</w:t>
+              <w:rPr>
+                <w:sz w:val="18"/>
+              </w:rPr>
+              <w:t>Medium</w:t>
             </w:r>
           </w:p>
         </w:tc>
@@ -177,7 +1026,10 @@
           </w:tcPr>
           <w:p>
             <w:r>
-              <w:t>6.8M unique</w:t>
+              <w:rPr>
+                <w:sz w:val="18"/>
+              </w:rPr>
+              <w:t>MYR 300-450m FCF</w:t>
             </w:r>
           </w:p>
         </w:tc>
@@ -187,7 +1039,10 @@
           </w:tcPr>
           <w:p>
             <w:r>
-              <w:t>4.2x</w:t>
+              <w:rPr>
+                <w:sz w:val="18"/>
+              </w:rPr>
+              <w:t>Begin advisor process now; identify alternate proceeds source</w:t>
             </w:r>
           </w:p>
         </w:tc>
@@ -199,7 +1054,10 @@
           </w:tcPr>
           <w:p>
             <w:r>
-              <w:t>Meta (Facebook + Instagram)</w:t>
+              <w:rPr>
+                <w:sz w:val="18"/>
+              </w:rPr>
+              <w:t>Receivables collection unpopular with customers</w:t>
             </w:r>
           </w:p>
         </w:tc>
@@ -209,7 +1067,10 @@
           </w:tcPr>
           <w:p>
             <w:r>
-              <w:t>1,536,000</w:t>
+              <w:rPr>
+                <w:sz w:val="18"/>
+              </w:rPr>
+              <w:t>Low</w:t>
             </w:r>
           </w:p>
         </w:tc>
@@ -219,7 +1080,10 @@
           </w:tcPr>
           <w:p>
             <w:r>
-              <w:t>5.4M unique</w:t>
+              <w:rPr>
+                <w:sz w:val="18"/>
+              </w:rPr>
+              <w:t>Customer churn 1-2%</w:t>
             </w:r>
           </w:p>
         </w:tc>
@@ -229,7 +1093,10 @@
           </w:tcPr>
           <w:p>
             <w:r>
-              <w:t>5.8x</w:t>
+              <w:rPr>
+                <w:sz w:val="18"/>
+              </w:rPr>
+              <w:t>Phase implementation; carve-outs for strategic accounts</w:t>
             </w:r>
           </w:p>
         </w:tc>
@@ -241,7 +1108,10 @@
           </w:tcPr>
           <w:p>
             <w:r>
-              <w:t>TikTok (creator + spark ads)</w:t>
+              <w:rPr>
+                <w:sz w:val="18"/>
+              </w:rPr>
+              <w:t>Manufacturing inventory cut hits service levels</w:t>
             </w:r>
           </w:p>
         </w:tc>
@@ -251,7 +1121,10 @@
           </w:tcPr>
           <w:p>
             <w:r>
-              <w:t>768,000</w:t>
+              <w:rPr>
+                <w:sz w:val="18"/>
+              </w:rPr>
+              <w:t>Medium</w:t>
             </w:r>
           </w:p>
         </w:tc>
@@ -261,7 +1134,10 @@
           </w:tcPr>
           <w:p>
             <w:r>
-              <w:t>2.8M unique</w:t>
+              <w:rPr>
+                <w:sz w:val="18"/>
+              </w:rPr>
+              <w:t>Stock-out risk on 8 SKUs</w:t>
             </w:r>
           </w:p>
         </w:tc>
@@ -271,7 +1147,10 @@
           </w:tcPr>
           <w:p>
             <w:r>
-              <w:t>3.2x</w:t>
+              <w:rPr>
+                <w:sz w:val="18"/>
+              </w:rPr>
+              <w:t>Targeted SKU-level review; safety-stock retained on critical lines</w:t>
             </w:r>
           </w:p>
         </w:tc>
@@ -283,7 +1162,10 @@
           </w:tcPr>
           <w:p>
             <w:r>
-              <w:t>Programmatic display + native</w:t>
+              <w:rPr>
+                <w:sz w:val="18"/>
+              </w:rPr>
+              <w:t>Bank covenants tighten if FCF deteriorates further</w:t>
             </w:r>
           </w:p>
         </w:tc>
@@ -293,7 +1175,10 @@
           </w:tcPr>
           <w:p>
             <w:r>
-              <w:t>640,000</w:t>
+              <w:rPr>
+                <w:sz w:val="18"/>
+              </w:rPr>
+              <w:t>Low</w:t>
             </w:r>
           </w:p>
         </w:tc>
@@ -303,7 +1188,10 @@
           </w:tcPr>
           <w:p>
             <w:r>
-              <w:t>8.4M unique</w:t>
+              <w:rPr>
+                <w:sz w:val="18"/>
+              </w:rPr>
+              <w:t>Reputational</w:t>
             </w:r>
           </w:p>
         </w:tc>
@@ -313,175 +1201,10 @@
           </w:tcPr>
           <w:p>
             <w:r>
-              <w:t>2.6x</w:t>
-            </w:r>
-          </w:p>
-        </w:tc>
-      </w:tr>
-      <w:tr>
-        <w:tc>
-          <w:tcPr>
-            <w:tcW w:type="dxa" w:w="2160"/>
-          </w:tcPr>
-          <w:p>
-            <w:r>
-              <w:t>CTV / OTT (Astro + Tonton + Apple TV)</w:t>
-            </w:r>
-          </w:p>
-        </w:tc>
-        <w:tc>
-          <w:tcPr>
-            <w:tcW w:type="dxa" w:w="2160"/>
-          </w:tcPr>
-          <w:p>
-            <w:r>
-              <w:t>512,000</w:t>
-            </w:r>
-          </w:p>
-        </w:tc>
-        <w:tc>
-          <w:tcPr>
-            <w:tcW w:type="dxa" w:w="2160"/>
-          </w:tcPr>
-          <w:p>
-            <w:r>
-              <w:t>1.8M unique</w:t>
-            </w:r>
-          </w:p>
-        </w:tc>
-        <w:tc>
-          <w:tcPr>
-            <w:tcW w:type="dxa" w:w="2160"/>
-          </w:tcPr>
-          <w:p>
-            <w:r>
-              <w:t>3.8x</w:t>
-            </w:r>
-          </w:p>
-        </w:tc>
-      </w:tr>
-      <w:tr>
-        <w:tc>
-          <w:tcPr>
-            <w:tcW w:type="dxa" w:w="2160"/>
-          </w:tcPr>
-          <w:p>
-            <w:r>
-              <w:t>Radio - Hot FM, Era FM, MIX FM</w:t>
-            </w:r>
-          </w:p>
-        </w:tc>
-        <w:tc>
-          <w:tcPr>
-            <w:tcW w:type="dxa" w:w="2160"/>
-          </w:tcPr>
-          <w:p>
-            <w:r>
-              <w:t>384,000</w:t>
-            </w:r>
-          </w:p>
-        </w:tc>
-        <w:tc>
-          <w:tcPr>
-            <w:tcW w:type="dxa" w:w="2160"/>
-          </w:tcPr>
-          <w:p>
-            <w:r>
-              <w:t>4.2M unique</w:t>
-            </w:r>
-          </w:p>
-        </w:tc>
-        <w:tc>
-          <w:tcPr>
-            <w:tcW w:type="dxa" w:w="2160"/>
-          </w:tcPr>
-          <w:p>
-            <w:r>
-              <w:t>8.4x</w:t>
-            </w:r>
-          </w:p>
-        </w:tc>
-      </w:tr>
-      <w:tr>
-        <w:tc>
-          <w:tcPr>
-            <w:tcW w:type="dxa" w:w="2160"/>
-          </w:tcPr>
-          <w:p>
-            <w:r>
-              <w:t>Search (Google + Bing)</w:t>
-            </w:r>
-          </w:p>
-        </w:tc>
-        <w:tc>
-          <w:tcPr>
-            <w:tcW w:type="dxa" w:w="2160"/>
-          </w:tcPr>
-          <w:p>
-            <w:r>
-              <w:t>320,000</w:t>
-            </w:r>
-          </w:p>
-        </w:tc>
-        <w:tc>
-          <w:tcPr>
-            <w:tcW w:type="dxa" w:w="2160"/>
-          </w:tcPr>
-          <w:p>
-            <w:r>
-              <w:t>n/a</w:t>
-            </w:r>
-          </w:p>
-        </w:tc>
-        <w:tc>
-          <w:tcPr>
-            <w:tcW w:type="dxa" w:w="2160"/>
-          </w:tcPr>
-          <w:p>
-            <w:r>
-              <w:t>n/a</w:t>
-            </w:r>
-          </w:p>
-        </w:tc>
-      </w:tr>
-      <w:tr>
-        <w:tc>
-          <w:tcPr>
-            <w:tcW w:type="dxa" w:w="2160"/>
-          </w:tcPr>
-          <w:p>
-            <w:r>
-              <w:t>OOH - Federal Highway + LDP</w:t>
-            </w:r>
-          </w:p>
-        </w:tc>
-        <w:tc>
-          <w:tcPr>
-            <w:tcW w:type="dxa" w:w="2160"/>
-          </w:tcPr>
-          <w:p>
-            <w:r>
-              <w:t>320,000</w:t>
-            </w:r>
-          </w:p>
-        </w:tc>
-        <w:tc>
-          <w:tcPr>
-            <w:tcW w:type="dxa" w:w="2160"/>
-          </w:tcPr>
-          <w:p>
-            <w:r>
-              <w:t>12.8M impressions</w:t>
-            </w:r>
-          </w:p>
-        </w:tc>
-        <w:tc>
-          <w:tcPr>
-            <w:tcW w:type="dxa" w:w="2160"/>
-          </w:tcPr>
-          <w:p>
-            <w:r>
-              <w:t>n/a</w:t>
+              <w:rPr>
+                <w:sz w:val="18"/>
+              </w:rPr>
+              <w:t>Proactive lender briefing; covenants currently 1.4× headroom</w:t>
             </w:r>
           </w:p>
         </w:tc>
@@ -489,50 +1212,101 @@
     </w:tbl>
     <w:p>
       <w:pPr>
-        <w:pStyle w:val="Heading1"/>
+        <w:spacing w:before="240" w:after="80"/>
       </w:pPr>
       <w:r>
-        <w:t>5. KPIs</w:t>
+        <w:rPr>
+          <w:b/>
+          <w:color w:val="1F2D55"/>
+          <w:sz w:val="26"/>
+        </w:rPr>
+        <w:t>8. Communications</w:t>
+      </w:r>
+    </w:p>
+    <w:p>
+      <w:pPr>
+        <w:spacing w:after="80"/>
+      </w:pPr>
+      <w:r>
+        <w:rPr>
+          <w:i w:val="0"/>
+          <w:sz w:val="20"/>
+        </w:rPr>
+        <w:t>Internal: post-decision, Group CFO to brief Divisional CFOs and Heads of Finance via Teams meeting; cascade to operational managers within 5 working days. External: no required disclosure at this stage; CFO commentary at next analyst briefing to emphasise capital discipline.</w:t>
+      </w:r>
+    </w:p>
+    <w:p>
+      <w:pPr>
+        <w:spacing w:before="240" w:after="80"/>
+      </w:pPr>
+      <w:r>
+        <w:rPr>
+          <w:b/>
+          <w:color w:val="1F2D55"/>
+          <w:sz w:val="26"/>
+        </w:rPr>
+        <w:t>Appendix — Backup analysis</w:t>
       </w:r>
     </w:p>
     <w:p>
       <w:pPr>
         <w:pStyle w:val="ListBullet"/>
+        <w:spacing w:after="40"/>
       </w:pPr>
       <w:r>
-        <w:t>Account opening applications: 84,000 over 13 weeks</w:t>
+        <w:rPr>
+          <w:sz w:val="20"/>
+        </w:rPr>
+        <w:t>DSO/DIO/DPO benchmarks across peers (12 ASEAN conglomerates)</w:t>
       </w:r>
     </w:p>
     <w:p>
       <w:pPr>
         <w:pStyle w:val="ListBullet"/>
+        <w:spacing w:after="40"/>
       </w:pPr>
       <w:r>
-        <w:t>Funded accounts: 52,000 (62% conversion)</w:t>
+        <w:rPr>
+          <w:sz w:val="20"/>
+        </w:rPr>
+        <w:t>Q3 divestment pipeline (5 assets, modelled proceeds MYR 320-540m)</w:t>
       </w:r>
     </w:p>
     <w:p>
       <w:pPr>
         <w:pStyle w:val="ListBullet"/>
+        <w:spacing w:after="40"/>
       </w:pPr>
       <w:r>
-        <w:t>Average funded balance: MYR 12,400</w:t>
+        <w:rPr>
+          <w:sz w:val="20"/>
+        </w:rPr>
+        <w:t>Capex pipeline triage (180 projects scored; 22 deferrable)</w:t>
       </w:r>
     </w:p>
     <w:p>
       <w:pPr>
         <w:pStyle w:val="ListBullet"/>
+        <w:spacing w:after="40"/>
       </w:pPr>
       <w:r>
-        <w:t>Total incremental deposits: MYR 644M</w:t>
+        <w:rPr>
+          <w:sz w:val="20"/>
+        </w:rPr>
+        <w:t>Lender covenant headroom analysis (18 facilities)</w:t>
       </w:r>
     </w:p>
     <w:p>
       <w:pPr>
-        <w:pStyle w:val="ListBullet"/>
+        <w:jc w:val="center"/>
       </w:pPr>
       <w:r>
-        <w:t>Brand consideration lift: +6 points (Kantar tracking)</w:t>
+        <w:rPr>
+          <w:i/>
+          <w:color w:val="9CA3AF"/>
+          <w:sz w:val="16"/>
+        </w:rPr>
+        <w:t>— END OF DOCUMENT —</w:t>
       </w:r>
     </w:p>
     <w:sectPr>
@@ -908,10 +1682,6 @@
     <w:name w:val="Normal"/>
     <w:qFormat/>
     <w:rsid w:val="00FC693F"/>
-    <w:rPr>
-      <w:rFonts w:ascii="Aptos" w:hAnsi="Aptos"/>
-      <w:sz w:val="22"/>
-    </w:rPr>
   </w:style>
   <w:style w:type="paragraph" w:styleId="Header">
     <w:name w:val="header"/>
